--- a/file/ปรับแก้แผนงาน.docx
+++ b/file/ปรับแก้แผนงาน.docx
@@ -812,7 +812,7 @@
         </w:tc>
         <w:tc>
           <w:tcPr>
-            <w:tcW w:w="2175" w:type="dxa"/>
+            <w:tcW w:w="2296" w:type="dxa"/>
             <w:tcBorders>
               <w:top w:val="single" w:sz="6" w:space="0" w:color="000000"/>
               <w:left w:val="single" w:sz="6" w:space="0" w:color="000000"/>
@@ -1009,7 +1009,7 @@
         </w:tc>
         <w:tc>
           <w:tcPr>
-            <w:tcW w:w="2175" w:type="dxa"/>
+            <w:tcW w:w="2296" w:type="dxa"/>
             <w:tcBorders>
               <w:top w:val="single" w:sz="6" w:space="0" w:color="000000"/>
               <w:left w:val="single" w:sz="6" w:space="0" w:color="000000"/>
@@ -1190,7 +1190,7 @@
         </w:tc>
         <w:tc>
           <w:tcPr>
-            <w:tcW w:w="2175" w:type="dxa"/>
+            <w:tcW w:w="2296" w:type="dxa"/>
             <w:tcBorders>
               <w:top w:val="single" w:sz="6" w:space="0" w:color="000000"/>
               <w:left w:val="single" w:sz="6" w:space="0" w:color="000000"/>
@@ -1417,7 +1417,7 @@
         </w:tc>
         <w:tc>
           <w:tcPr>
-            <w:tcW w:w="2175" w:type="dxa"/>
+            <w:tcW w:w="2296" w:type="dxa"/>
             <w:tcBorders>
               <w:top w:val="single" w:sz="6" w:space="0" w:color="000000"/>
               <w:left w:val="single" w:sz="6" w:space="0" w:color="000000"/>
@@ -1576,7 +1576,7 @@
         </w:tc>
         <w:tc>
           <w:tcPr>
-            <w:tcW w:w="2175" w:type="dxa"/>
+            <w:tcW w:w="2296" w:type="dxa"/>
             <w:tcBorders>
               <w:top w:val="single" w:sz="6" w:space="0" w:color="000000"/>
               <w:left w:val="single" w:sz="6" w:space="0" w:color="000000"/>
@@ -1734,7 +1734,7 @@
         </w:tc>
         <w:tc>
           <w:tcPr>
-            <w:tcW w:w="2175" w:type="dxa"/>
+            <w:tcW w:w="2296" w:type="dxa"/>
             <w:tcBorders>
               <w:top w:val="single" w:sz="6" w:space="0" w:color="000000"/>
               <w:left w:val="single" w:sz="6" w:space="0" w:color="000000"/>
@@ -1903,7 +1903,7 @@
         </w:tc>
         <w:tc>
           <w:tcPr>
-            <w:tcW w:w="2175" w:type="dxa"/>
+            <w:tcW w:w="2296" w:type="dxa"/>
             <w:tcBorders>
               <w:top w:val="single" w:sz="6" w:space="0" w:color="000000"/>
               <w:left w:val="single" w:sz="6" w:space="0" w:color="000000"/>
@@ -2072,7 +2072,7 @@
         </w:tc>
         <w:tc>
           <w:tcPr>
-            <w:tcW w:w="2175" w:type="dxa"/>
+            <w:tcW w:w="2296" w:type="dxa"/>
             <w:tcBorders>
               <w:top w:val="single" w:sz="6" w:space="0" w:color="000000"/>
               <w:left w:val="single" w:sz="6" w:space="0" w:color="000000"/>
@@ -2231,7 +2231,7 @@
         </w:tc>
         <w:tc>
           <w:tcPr>
-            <w:tcW w:w="2175" w:type="dxa"/>
+            <w:tcW w:w="2296" w:type="dxa"/>
             <w:tcBorders>
               <w:top w:val="single" w:sz="6" w:space="0" w:color="000000"/>
               <w:left w:val="single" w:sz="6" w:space="0" w:color="000000"/>
@@ -2400,7 +2400,7 @@
         </w:tc>
         <w:tc>
           <w:tcPr>
-            <w:tcW w:w="2175" w:type="dxa"/>
+            <w:tcW w:w="2296" w:type="dxa"/>
             <w:tcBorders>
               <w:top w:val="single" w:sz="6" w:space="0" w:color="000000"/>
               <w:left w:val="single" w:sz="6" w:space="0" w:color="000000"/>
@@ -2569,7 +2569,7 @@
         </w:tc>
         <w:tc>
           <w:tcPr>
-            <w:tcW w:w="2175" w:type="dxa"/>
+            <w:tcW w:w="2296" w:type="dxa"/>
             <w:tcBorders>
               <w:top w:val="single" w:sz="6" w:space="0" w:color="000000"/>
               <w:left w:val="single" w:sz="6" w:space="0" w:color="000000"/>
@@ -2738,7 +2738,7 @@
         </w:tc>
         <w:tc>
           <w:tcPr>
-            <w:tcW w:w="2175" w:type="dxa"/>
+            <w:tcW w:w="2296" w:type="dxa"/>
             <w:tcBorders>
               <w:top w:val="single" w:sz="6" w:space="0" w:color="000000"/>
               <w:left w:val="single" w:sz="6" w:space="0" w:color="000000"/>
@@ -2931,7 +2931,7 @@
         </w:tc>
         <w:tc>
           <w:tcPr>
-            <w:tcW w:w="2175" w:type="dxa"/>
+            <w:tcW w:w="2296" w:type="dxa"/>
             <w:tcBorders>
               <w:top w:val="single" w:sz="6" w:space="0" w:color="000000"/>
               <w:left w:val="single" w:sz="6" w:space="0" w:color="000000"/>
@@ -3113,7 +3113,7 @@
         </w:tc>
         <w:tc>
           <w:tcPr>
-            <w:tcW w:w="2175" w:type="dxa"/>
+            <w:tcW w:w="2296" w:type="dxa"/>
             <w:tcBorders>
               <w:top w:val="single" w:sz="6" w:space="0" w:color="000000"/>
               <w:left w:val="single" w:sz="6" w:space="0" w:color="000000"/>
@@ -3282,7 +3282,7 @@
         </w:tc>
         <w:tc>
           <w:tcPr>
-            <w:tcW w:w="2175" w:type="dxa"/>
+            <w:tcW w:w="2296" w:type="dxa"/>
             <w:tcBorders>
               <w:top w:val="single" w:sz="6" w:space="0" w:color="000000"/>
               <w:left w:val="single" w:sz="6" w:space="0" w:color="000000"/>
@@ -3410,205 +3410,6 @@
               </w:rPr>
               <w:t xml:space="preserve"> hospitals.name</w:t>
             </w:r>
-          </w:p>
-        </w:tc>
-      </w:tr>
-      <w:tr>
-        <w:trPr>
-          <w:trHeight w:val="180"/>
-        </w:trPr>
-        <w:tc>
-          <w:tcPr>
-            <w:tcW w:w="1065" w:type="dxa"/>
-            <w:tcBorders>
-              <w:top w:val="single" w:sz="6" w:space="0" w:color="000000"/>
-              <w:left w:val="single" w:sz="6" w:space="0" w:color="000000"/>
-              <w:bottom w:val="single" w:sz="6" w:space="0" w:color="000000"/>
-              <w:right w:val="single" w:sz="6" w:space="0" w:color="000000"/>
-            </w:tcBorders>
-            <w:shd w:val="clear" w:color="auto" w:fill="D4D4D4"/>
-            <w:tcMar>
-              <w:top w:w="60" w:type="dxa"/>
-              <w:left w:w="60" w:type="dxa"/>
-              <w:bottom w:w="60" w:type="dxa"/>
-              <w:right w:w="60" w:type="dxa"/>
-            </w:tcMar>
-            <w:hideMark/>
-          </w:tcPr>
-          <w:p>
-            <w:pPr>
-              <w:spacing w:after="0" w:line="240" w:lineRule="auto"/>
-              <w:rPr>
-                <w:rFonts w:ascii="Times New Roman" w:eastAsia="Times New Roman" w:hAnsi="Times New Roman" w:cs="Times New Roman"/>
-                <w:kern w:val="0"/>
-                <w:szCs w:val="24"/>
-                <w14:ligatures w14:val="none"/>
-              </w:rPr>
-            </w:pPr>
-            <w:r>
-              <w:rPr>
-                <w:rFonts w:ascii="Angsana New" w:eastAsia="Times New Roman" w:hAnsi="Angsana New" w:hint="cs"/>
-                <w:b/>
-                <w:bCs/>
-                <w:color w:val="000000"/>
-                <w:kern w:val="0"/>
-                <w:sz w:val="15"/>
-                <w:szCs w:val="15"/>
-                <w:cs/>
-                <w14:ligatures w14:val="none"/>
-              </w:rPr>
-              <w:t>รพ</w:t>
-            </w:r>
-            <w:r>
-              <w:rPr>
-                <w:rFonts w:ascii="Helvetica Neue" w:eastAsia="Times New Roman" w:hAnsi="Helvetica Neue" w:cs="Times New Roman"/>
-                <w:b/>
-                <w:bCs/>
-                <w:color w:val="000000"/>
-                <w:kern w:val="0"/>
-                <w:sz w:val="15"/>
-                <w:szCs w:val="15"/>
-                <w14:ligatures w14:val="none"/>
-              </w:rPr>
-              <w:t>.</w:t>
-            </w:r>
-            <w:r>
-              <w:rPr>
-                <w:rFonts w:ascii="Angsana New" w:eastAsia="Times New Roman" w:hAnsi="Angsana New" w:hint="cs"/>
-                <w:b/>
-                <w:bCs/>
-                <w:color w:val="000000"/>
-                <w:kern w:val="0"/>
-                <w:sz w:val="15"/>
-                <w:szCs w:val="15"/>
-                <w:cs/>
-                <w14:ligatures w14:val="none"/>
-              </w:rPr>
-              <w:t>สต</w:t>
-            </w:r>
-            <w:r>
-              <w:rPr>
-                <w:rFonts w:ascii="Helvetica Neue" w:eastAsia="Times New Roman" w:hAnsi="Helvetica Neue" w:cs="Times New Roman"/>
-                <w:b/>
-                <w:bCs/>
-                <w:color w:val="000000"/>
-                <w:kern w:val="0"/>
-                <w:sz w:val="15"/>
-                <w:szCs w:val="15"/>
-                <w14:ligatures w14:val="none"/>
-              </w:rPr>
-              <w:t>.</w:t>
-            </w:r>
-          </w:p>
-        </w:tc>
-        <w:tc>
-          <w:tcPr>
-            <w:tcW w:w="2175" w:type="dxa"/>
-            <w:tcBorders>
-              <w:top w:val="single" w:sz="6" w:space="0" w:color="000000"/>
-              <w:left w:val="single" w:sz="6" w:space="0" w:color="000000"/>
-              <w:bottom w:val="single" w:sz="6" w:space="0" w:color="000000"/>
-              <w:right w:val="single" w:sz="6" w:space="0" w:color="000000"/>
-            </w:tcBorders>
-            <w:tcMar>
-              <w:top w:w="60" w:type="dxa"/>
-              <w:left w:w="60" w:type="dxa"/>
-              <w:bottom w:w="60" w:type="dxa"/>
-              <w:right w:w="60" w:type="dxa"/>
-            </w:tcMar>
-            <w:hideMark/>
-          </w:tcPr>
-          <w:p>
-            <w:pPr>
-              <w:spacing w:after="0" w:line="240" w:lineRule="auto"/>
-              <w:rPr>
-                <w:rFonts w:ascii="Times New Roman" w:eastAsia="Times New Roman" w:hAnsi="Times New Roman" w:cs="Times New Roman"/>
-                <w:kern w:val="0"/>
-                <w:szCs w:val="24"/>
-                <w14:ligatures w14:val="none"/>
-              </w:rPr>
-            </w:pPr>
-            <w:r>
-              <w:rPr>
-                <w:rFonts w:ascii="Helvetica Neue" w:eastAsia="Times New Roman" w:hAnsi="Helvetica Neue" w:cs="Times New Roman"/>
-                <w:color w:val="000000"/>
-                <w:kern w:val="0"/>
-                <w:sz w:val="15"/>
-                <w:szCs w:val="15"/>
-                <w14:ligatures w14:val="none"/>
-              </w:rPr>
-              <w:t>subdistrict_health_center</w:t>
-            </w:r>
-          </w:p>
-        </w:tc>
-        <w:tc>
-          <w:tcPr>
-            <w:tcW w:w="1020" w:type="dxa"/>
-            <w:tcBorders>
-              <w:top w:val="single" w:sz="6" w:space="0" w:color="000000"/>
-              <w:left w:val="single" w:sz="6" w:space="0" w:color="000000"/>
-              <w:bottom w:val="single" w:sz="6" w:space="0" w:color="000000"/>
-              <w:right w:val="single" w:sz="6" w:space="0" w:color="000000"/>
-            </w:tcBorders>
-            <w:tcMar>
-              <w:top w:w="60" w:type="dxa"/>
-              <w:left w:w="60" w:type="dxa"/>
-              <w:bottom w:w="60" w:type="dxa"/>
-              <w:right w:w="60" w:type="dxa"/>
-            </w:tcMar>
-            <w:hideMark/>
-          </w:tcPr>
-          <w:p>
-            <w:pPr>
-              <w:spacing w:after="0" w:line="240" w:lineRule="auto"/>
-              <w:rPr>
-                <w:rFonts w:ascii="Times New Roman" w:eastAsia="Times New Roman" w:hAnsi="Times New Roman" w:cs="Times New Roman"/>
-                <w:kern w:val="0"/>
-                <w:szCs w:val="24"/>
-                <w14:ligatures w14:val="none"/>
-              </w:rPr>
-            </w:pPr>
-            <w:r>
-              <w:rPr>
-                <w:rFonts w:ascii="Helvetica Neue" w:eastAsia="Times New Roman" w:hAnsi="Helvetica Neue" w:cs="Times New Roman"/>
-                <w:color w:val="000000"/>
-                <w:kern w:val="0"/>
-                <w:sz w:val="15"/>
-                <w:szCs w:val="15"/>
-                <w14:ligatures w14:val="none"/>
-              </w:rPr>
-              <w:t>profiles</w:t>
-            </w:r>
-          </w:p>
-        </w:tc>
-        <w:tc>
-          <w:tcPr>
-            <w:tcW w:w="1965" w:type="dxa"/>
-            <w:tcBorders>
-              <w:top w:val="single" w:sz="6" w:space="0" w:color="000000"/>
-              <w:left w:val="single" w:sz="6" w:space="0" w:color="000000"/>
-              <w:bottom w:val="single" w:sz="6" w:space="0" w:color="000000"/>
-              <w:right w:val="single" w:sz="6" w:space="0" w:color="000000"/>
-            </w:tcBorders>
-            <w:tcMar>
-              <w:top w:w="60" w:type="dxa"/>
-              <w:left w:w="60" w:type="dxa"/>
-              <w:bottom w:w="60" w:type="dxa"/>
-              <w:right w:w="60" w:type="dxa"/>
-            </w:tcMar>
-            <w:hideMark/>
-          </w:tcPr>
-          <w:p>
-            <w:pPr>
-              <w:spacing w:after="0" w:line="240" w:lineRule="auto"/>
-              <w:rPr>
-                <w:rFonts w:ascii="Helvetica" w:eastAsia="Times New Roman" w:hAnsi="Helvetica" w:cs="Times New Roman"/>
-                <w:kern w:val="0"/>
-                <w:sz w:val="18"/>
-                <w:szCs w:val="18"/>
-                <w14:ligatures w14:val="none"/>
-              </w:rPr>
-            </w:pPr>
           </w:p>
         </w:tc>
       </w:tr>
@@ -3662,7 +3463,7 @@
         </w:tc>
         <w:tc>
           <w:tcPr>
-            <w:tcW w:w="2175" w:type="dxa"/>
+            <w:tcW w:w="2296" w:type="dxa"/>
             <w:tcBorders>
               <w:top w:val="single" w:sz="6" w:space="0" w:color="000000"/>
               <w:left w:val="single" w:sz="6" w:space="0" w:color="000000"/>
@@ -3821,7 +3622,7 @@
         </w:tc>
         <w:tc>
           <w:tcPr>
-            <w:tcW w:w="2175" w:type="dxa"/>
+            <w:tcW w:w="2296" w:type="dxa"/>
             <w:tcBorders>
               <w:top w:val="single" w:sz="6" w:space="0" w:color="000000"/>
               <w:left w:val="single" w:sz="6" w:space="0" w:color="000000"/>
@@ -3980,7 +3781,7 @@
         </w:tc>
         <w:tc>
           <w:tcPr>
-            <w:tcW w:w="2175" w:type="dxa"/>
+            <w:tcW w:w="2296" w:type="dxa"/>
             <w:tcBorders>
               <w:top w:val="single" w:sz="6" w:space="0" w:color="000000"/>
               <w:left w:val="single" w:sz="6" w:space="0" w:color="000000"/>
@@ -4139,7 +3940,7 @@
         </w:tc>
         <w:tc>
           <w:tcPr>
-            <w:tcW w:w="2175" w:type="dxa"/>
+            <w:tcW w:w="2296" w:type="dxa"/>
             <w:tcBorders>
               <w:top w:val="single" w:sz="6" w:space="0" w:color="000000"/>
               <w:left w:val="single" w:sz="6" w:space="0" w:color="000000"/>
@@ -4298,7 +4099,7 @@
         </w:tc>
         <w:tc>
           <w:tcPr>
-            <w:tcW w:w="2175" w:type="dxa"/>
+            <w:tcW w:w="2296" w:type="dxa"/>
             <w:tcBorders>
               <w:top w:val="single" w:sz="6" w:space="0" w:color="000000"/>
               <w:left w:val="single" w:sz="6" w:space="0" w:color="000000"/>
@@ -4457,7 +4258,7 @@
         </w:tc>
         <w:tc>
           <w:tcPr>
-            <w:tcW w:w="2175" w:type="dxa"/>
+            <w:tcW w:w="2296" w:type="dxa"/>
             <w:tcBorders>
               <w:top w:val="single" w:sz="6" w:space="0" w:color="000000"/>
               <w:left w:val="single" w:sz="6" w:space="0" w:color="000000"/>
@@ -4616,7 +4417,7 @@
         </w:tc>
         <w:tc>
           <w:tcPr>
-            <w:tcW w:w="2175" w:type="dxa"/>
+            <w:tcW w:w="2296" w:type="dxa"/>
             <w:tcBorders>
               <w:top w:val="single" w:sz="6" w:space="0" w:color="000000"/>
               <w:left w:val="single" w:sz="6" w:space="0" w:color="000000"/>
@@ -4775,7 +4576,7 @@
         </w:tc>
         <w:tc>
           <w:tcPr>
-            <w:tcW w:w="2175" w:type="dxa"/>
+            <w:tcW w:w="2296" w:type="dxa"/>
             <w:tcBorders>
               <w:top w:val="single" w:sz="6" w:space="0" w:color="000000"/>
               <w:left w:val="single" w:sz="6" w:space="0" w:color="000000"/>
@@ -4934,7 +4735,7 @@
         </w:tc>
         <w:tc>
           <w:tcPr>
-            <w:tcW w:w="2175" w:type="dxa"/>
+            <w:tcW w:w="2296" w:type="dxa"/>
             <w:tcBorders>
               <w:top w:val="single" w:sz="6" w:space="0" w:color="000000"/>
               <w:left w:val="single" w:sz="6" w:space="0" w:color="000000"/>
@@ -5093,7 +4894,7 @@
         </w:tc>
         <w:tc>
           <w:tcPr>
-            <w:tcW w:w="2175" w:type="dxa"/>
+            <w:tcW w:w="2296" w:type="dxa"/>
             <w:tcBorders>
               <w:top w:val="single" w:sz="6" w:space="0" w:color="000000"/>
               <w:left w:val="single" w:sz="6" w:space="0" w:color="000000"/>
@@ -5252,7 +5053,7 @@
         </w:tc>
         <w:tc>
           <w:tcPr>
-            <w:tcW w:w="2175" w:type="dxa"/>
+            <w:tcW w:w="2296" w:type="dxa"/>
             <w:tcBorders>
               <w:top w:val="single" w:sz="6" w:space="0" w:color="000000"/>
               <w:left w:val="single" w:sz="6" w:space="0" w:color="000000"/>
@@ -5411,7 +5212,7 @@
         </w:tc>
         <w:tc>
           <w:tcPr>
-            <w:tcW w:w="2175" w:type="dxa"/>
+            <w:tcW w:w="2296" w:type="dxa"/>
             <w:tcBorders>
               <w:top w:val="single" w:sz="6" w:space="0" w:color="000000"/>
               <w:left w:val="single" w:sz="6" w:space="0" w:color="000000"/>
@@ -5570,7 +5371,7 @@
         </w:tc>
         <w:tc>
           <w:tcPr>
-            <w:tcW w:w="2175" w:type="dxa"/>
+            <w:tcW w:w="2296" w:type="dxa"/>
             <w:tcBorders>
               <w:top w:val="single" w:sz="6" w:space="0" w:color="000000"/>
               <w:left w:val="single" w:sz="6" w:space="0" w:color="000000"/>
@@ -5706,6 +5507,7 @@
     <w:p/>
     <w:p>
       <w:r>
+        <w:lastRenderedPageBreak/>
         <w:t>UI Mockup</w:t>
       </w:r>
     </w:p>
@@ -5976,12 +5778,12 @@
     </w:p>
     <w:p>
       <w:r>
+        <w:t>│  │  │                                                  │   │   │</w:t>
+      </w:r>
+    </w:p>
+    <w:p>
+      <w:r>
         <w:lastRenderedPageBreak/>
-        <w:t>│  │  │                                                  │   │   │</w:t>
-      </w:r>
-    </w:p>
-    <w:p>
-      <w:r>
         <w:t>│  │  └─────────────────────────────────────────────────┘   │   │</w:t>
       </w:r>
     </w:p>
@@ -6274,54 +6076,54 @@
     </w:p>
     <w:p>
       <w:r>
+        <w:t xml:space="preserve">│  │  </w:t>
+      </w:r>
+      <w:r>
+        <w:rPr>
+          <w:rFonts w:ascii="Apple Color Emoji" w:hAnsi="Apple Color Emoji" w:cs="Apple Color Emoji"/>
+        </w:rPr>
+        <w:t>👁️</w:t>
+      </w:r>
+      <w:r>
+        <w:t xml:space="preserve"> Preview (</w:t>
+      </w:r>
+      <w:r>
+        <w:rPr>
+          <w:cs/>
+        </w:rPr>
+        <w:t>100 แถว)              [</w:t>
+      </w:r>
+      <w:r>
+        <w:rPr>
+          <w:rFonts w:ascii="Apple Color Emoji" w:hAnsi="Apple Color Emoji" w:cs="Apple Color Emoji"/>
+        </w:rPr>
+        <w:t>🗑️</w:t>
+      </w:r>
+      <w:r>
+        <w:t>] [</w:t>
+      </w:r>
+      <w:r>
+        <w:rPr>
+          <w:rFonts w:ascii="Apple Color Emoji" w:hAnsi="Apple Color Emoji" w:cs="Apple Color Emoji"/>
+        </w:rPr>
+        <w:t>✅</w:t>
+      </w:r>
+      <w:r>
+        <w:t xml:space="preserve"> </w:t>
+      </w:r>
+      <w:r>
+        <w:rPr>
+          <w:cs/>
+        </w:rPr>
+        <w:t xml:space="preserve">นำเข้า 95]   </w:t>
+      </w:r>
+      <w:r>
+        <w:t>│   │</w:t>
+      </w:r>
+    </w:p>
+    <w:p>
+      <w:r>
         <w:lastRenderedPageBreak/>
-        <w:t xml:space="preserve">│  │  </w:t>
-      </w:r>
-      <w:r>
-        <w:rPr>
-          <w:rFonts w:ascii="Apple Color Emoji" w:hAnsi="Apple Color Emoji" w:cs="Apple Color Emoji"/>
-        </w:rPr>
-        <w:t>👁️</w:t>
-      </w:r>
-      <w:r>
-        <w:t xml:space="preserve"> Preview (</w:t>
-      </w:r>
-      <w:r>
-        <w:rPr>
-          <w:cs/>
-        </w:rPr>
-        <w:t>100 แถว)              [</w:t>
-      </w:r>
-      <w:r>
-        <w:rPr>
-          <w:rFonts w:ascii="Apple Color Emoji" w:hAnsi="Apple Color Emoji" w:cs="Apple Color Emoji"/>
-        </w:rPr>
-        <w:t>🗑️</w:t>
-      </w:r>
-      <w:r>
-        <w:t>] [</w:t>
-      </w:r>
-      <w:r>
-        <w:rPr>
-          <w:rFonts w:ascii="Apple Color Emoji" w:hAnsi="Apple Color Emoji" w:cs="Apple Color Emoji"/>
-        </w:rPr>
-        <w:t>✅</w:t>
-      </w:r>
-      <w:r>
-        <w:t xml:space="preserve"> </w:t>
-      </w:r>
-      <w:r>
-        <w:rPr>
-          <w:cs/>
-        </w:rPr>
-        <w:t xml:space="preserve">นำเข้า 95]   </w:t>
-      </w:r>
-      <w:r>
-        <w:t>│   │</w:t>
-      </w:r>
-    </w:p>
-    <w:p>
-      <w:r>
         <w:t>│  │  ┌─────────────────────────────────────────────────┐   │   │</w:t>
       </w:r>
     </w:p>
@@ -6774,26 +6576,26 @@
           </w:p>
           <w:p>
             <w:r>
+              <w:t>│     └─ password_hash: "</w:t>
+            </w:r>
+            <w:r>
+              <w:rPr>
+                <w:cs/>
+              </w:rPr>
+              <w:t xml:space="preserve">05-01-2548"                             </w:t>
+            </w:r>
+            <w:r>
+              <w:t>│</w:t>
+            </w:r>
+          </w:p>
+          <w:p>
+            <w:r>
+              <w:t>│     └─ role: "patient"                                         │</w:t>
+            </w:r>
+          </w:p>
+          <w:p>
+            <w:r>
               <w:lastRenderedPageBreak/>
-              <w:t>│     └─ password_hash: "</w:t>
-            </w:r>
-            <w:r>
-              <w:rPr>
-                <w:cs/>
-              </w:rPr>
-              <w:t xml:space="preserve">05-01-2548"                             </w:t>
-            </w:r>
-            <w:r>
-              <w:t>│</w:t>
-            </w:r>
-          </w:p>
-          <w:p>
-            <w:r>
-              <w:t>│     └─ role: "patient"                                         │</w:t>
-            </w:r>
-          </w:p>
-          <w:p>
-            <w:r>
               <w:t xml:space="preserve">│     └─ </w:t>
             </w:r>
             <w:r>
@@ -7167,15 +6969,6 @@
         <w:rPr>
           <w:cs/>
         </w:rPr>
-        <w:t>รพ.สต.</w:t>
-      </w:r>
-      <w:r>
-        <w:t>,</w:t>
-      </w:r>
-      <w:r>
-        <w:rPr>
-          <w:cs/>
-        </w:rPr>
         <w:t>บ้านเลขที่</w:t>
       </w:r>
       <w:r>
@@ -7387,15 +7180,6 @@
         <w:rPr>
           <w:cs/>
         </w:rPr>
-        <w:t>รพ.สต.บ้านฟ้าใส</w:t>
-      </w:r>
-      <w:r>
-        <w:t>,</w:t>
-      </w:r>
-      <w:r>
-        <w:rPr>
-          <w:cs/>
-        </w:rPr>
         <w:t>54,12</w:t>
       </w:r>
       <w:r>
@@ -7634,15 +7418,6 @@
           <w:cs/>
         </w:rPr>
         <w:t>รพ.เมตตาธรรม</w:t>
-      </w:r>
-      <w:r>
-        <w:t>,</w:t>
-      </w:r>
-      <w:r>
-        <w:rPr>
-          <w:cs/>
-        </w:rPr>
-        <w:t>รพ.สต.บ้านฟ้าใส</w:t>
       </w:r>
       <w:r>
         <w:t>,</w:t>
@@ -8031,21 +7806,21 @@
     </w:p>
     <w:p>
       <w:r>
+        <w:t xml:space="preserve">│  │  │          </w:t>
+      </w:r>
+      <w:r>
+        <w:rPr>
+          <w:cs/>
+        </w:rPr>
+        <w:t>รองรับ .</w:t>
+      </w:r>
+      <w:r>
+        <w:t>csv, .xlsx, .xls                │   │   │</w:t>
+      </w:r>
+    </w:p>
+    <w:p>
+      <w:r>
         <w:lastRenderedPageBreak/>
-        <w:t xml:space="preserve">│  │  │          </w:t>
-      </w:r>
-      <w:r>
-        <w:rPr>
-          <w:cs/>
-        </w:rPr>
-        <w:t>รองรับ .</w:t>
-      </w:r>
-      <w:r>
-        <w:t>csv, .xlsx, .xls                │   │   │</w:t>
-      </w:r>
-    </w:p>
-    <w:p>
-      <w:r>
         <w:t>│  │  │                                                  │   │   │</w:t>
       </w:r>
     </w:p>
@@ -8338,12 +8113,12 @@
     </w:p>
     <w:p>
       <w:r>
+        <w:t>│  ┌─────────────────────────────────────────────────────────┐   │</w:t>
+      </w:r>
+    </w:p>
+    <w:p>
+      <w:r>
         <w:lastRenderedPageBreak/>
-        <w:t>│  ┌─────────────────────────────────────────────────────────┐   │</w:t>
-      </w:r>
-    </w:p>
-    <w:p>
-      <w:r>
         <w:t xml:space="preserve">│  │  </w:t>
       </w:r>
       <w:r>
@@ -8829,21 +8604,21 @@
           </w:p>
           <w:p>
             <w:r>
+              <w:t>│     └─ id_card: "</w:t>
+            </w:r>
+            <w:r>
+              <w:rPr>
+                <w:cs/>
+              </w:rPr>
+              <w:t xml:space="preserve">1100800012345"                                </w:t>
+            </w:r>
+            <w:r>
+              <w:t>│</w:t>
+            </w:r>
+          </w:p>
+          <w:p>
+            <w:r>
               <w:lastRenderedPageBreak/>
-              <w:t>│     └─ id_card: "</w:t>
-            </w:r>
-            <w:r>
-              <w:rPr>
-                <w:cs/>
-              </w:rPr>
-              <w:t xml:space="preserve">1100800012345"                                </w:t>
-            </w:r>
-            <w:r>
-              <w:t>│</w:t>
-            </w:r>
-          </w:p>
-          <w:p>
-            <w:r>
               <w:t>│     └─ password_hash: "</w:t>
             </w:r>
             <w:r>
@@ -11512,6 +11287,11 @@
             </w:r>
           </w:p>
           <w:p>
+            <w:pPr>
+              <w:rPr>
+                <w:rFonts w:hint="cs"/>
+              </w:rPr>
+            </w:pPr>
             <w:r>
               <w:t xml:space="preserve">  hospital: '</w:t>
             </w:r>
@@ -11527,13 +11307,13 @@
           </w:p>
           <w:p>
             <w:r>
-              <w:t xml:space="preserve">  subdistrict_health_center: '</w:t>
-            </w:r>
-            <w:r>
-              <w:rPr>
-                <w:cs/>
-              </w:rPr>
-              <w:t>รพ.สต.</w:t>
+              <w:t xml:space="preserve">  house_number: '</w:t>
+            </w:r>
+            <w:r>
+              <w:rPr>
+                <w:cs/>
+              </w:rPr>
+              <w:t>บ้านเลขที่</w:t>
             </w:r>
             <w:r>
               <w:t>',</w:t>
@@ -11541,13 +11321,13 @@
           </w:p>
           <w:p>
             <w:r>
-              <w:t xml:space="preserve">  house_number: '</w:t>
-            </w:r>
-            <w:r>
-              <w:rPr>
-                <w:cs/>
-              </w:rPr>
-              <w:t>บ้านเลขที่</w:t>
+              <w:t xml:space="preserve">  village_no: '</w:t>
+            </w:r>
+            <w:r>
+              <w:rPr>
+                <w:cs/>
+              </w:rPr>
+              <w:t>หมู่ที่</w:t>
             </w:r>
             <w:r>
               <w:t>',</w:t>
@@ -11555,13 +11335,13 @@
           </w:p>
           <w:p>
             <w:r>
-              <w:t xml:space="preserve">  village_no: '</w:t>
-            </w:r>
-            <w:r>
-              <w:rPr>
-                <w:cs/>
-              </w:rPr>
-              <w:t>หมู่ที่</w:t>
+              <w:t xml:space="preserve">  village_name: '</w:t>
+            </w:r>
+            <w:r>
+              <w:rPr>
+                <w:cs/>
+              </w:rPr>
+              <w:t>หมู่บ้าน</w:t>
             </w:r>
             <w:r>
               <w:t>',</w:t>
@@ -11569,13 +11349,13 @@
           </w:p>
           <w:p>
             <w:r>
-              <w:t xml:space="preserve">  village_name: '</w:t>
-            </w:r>
-            <w:r>
-              <w:rPr>
-                <w:cs/>
-              </w:rPr>
-              <w:t>หมู่บ้าน</w:t>
+              <w:t xml:space="preserve">  soi: '</w:t>
+            </w:r>
+            <w:r>
+              <w:rPr>
+                <w:cs/>
+              </w:rPr>
+              <w:t>ซอย</w:t>
             </w:r>
             <w:r>
               <w:t>',</w:t>
@@ -11583,13 +11363,13 @@
           </w:p>
           <w:p>
             <w:r>
-              <w:t xml:space="preserve">  soi: '</w:t>
-            </w:r>
-            <w:r>
-              <w:rPr>
-                <w:cs/>
-              </w:rPr>
-              <w:t>ซอย</w:t>
+              <w:t xml:space="preserve">  road: '</w:t>
+            </w:r>
+            <w:r>
+              <w:rPr>
+                <w:cs/>
+              </w:rPr>
+              <w:t>ถนน</w:t>
             </w:r>
             <w:r>
               <w:t>',</w:t>
@@ -11597,13 +11377,13 @@
           </w:p>
           <w:p>
             <w:r>
-              <w:t xml:space="preserve">  road: '</w:t>
-            </w:r>
-            <w:r>
-              <w:rPr>
-                <w:cs/>
-              </w:rPr>
-              <w:t>ถนน</w:t>
+              <w:t xml:space="preserve">  province: '</w:t>
+            </w:r>
+            <w:r>
+              <w:rPr>
+                <w:cs/>
+              </w:rPr>
+              <w:t>จังหวัด</w:t>
             </w:r>
             <w:r>
               <w:t>',</w:t>
@@ -11611,13 +11391,13 @@
           </w:p>
           <w:p>
             <w:r>
-              <w:t xml:space="preserve">  province: '</w:t>
-            </w:r>
-            <w:r>
-              <w:rPr>
-                <w:cs/>
-              </w:rPr>
-              <w:t>จังหวัด</w:t>
+              <w:t xml:space="preserve">  district: '</w:t>
+            </w:r>
+            <w:r>
+              <w:rPr>
+                <w:cs/>
+              </w:rPr>
+              <w:t>อำเภอ</w:t>
             </w:r>
             <w:r>
               <w:t>',</w:t>
@@ -11625,13 +11405,13 @@
           </w:p>
           <w:p>
             <w:r>
-              <w:t xml:space="preserve">  district: '</w:t>
-            </w:r>
-            <w:r>
-              <w:rPr>
-                <w:cs/>
-              </w:rPr>
-              <w:t>อำเภอ</w:t>
+              <w:t xml:space="preserve">  subdistrict: '</w:t>
+            </w:r>
+            <w:r>
+              <w:rPr>
+                <w:cs/>
+              </w:rPr>
+              <w:t>ตำบล</w:t>
             </w:r>
             <w:r>
               <w:t>',</w:t>
@@ -11639,13 +11419,13 @@
           </w:p>
           <w:p>
             <w:r>
-              <w:t xml:space="preserve">  subdistrict: '</w:t>
-            </w:r>
-            <w:r>
-              <w:rPr>
-                <w:cs/>
-              </w:rPr>
-              <w:t>ตำบล</w:t>
+              <w:t xml:space="preserve">  postal_code: '</w:t>
+            </w:r>
+            <w:r>
+              <w:rPr>
+                <w:cs/>
+              </w:rPr>
+              <w:t>รหัสไปรษณีย์</w:t>
             </w:r>
             <w:r>
               <w:t>',</w:t>
@@ -11653,13 +11433,13 @@
           </w:p>
           <w:p>
             <w:r>
-              <w:t xml:space="preserve">  postal_code: '</w:t>
-            </w:r>
-            <w:r>
-              <w:rPr>
-                <w:cs/>
-              </w:rPr>
-              <w:t>รหัสไปรษณีย์</w:t>
+              <w:t xml:space="preserve">  emergency_contact_name: '</w:t>
+            </w:r>
+            <w:r>
+              <w:rPr>
+                <w:cs/>
+              </w:rPr>
+              <w:t>ชื่อผู้ติดต่อ</w:t>
             </w:r>
             <w:r>
               <w:t>',</w:t>
@@ -11667,13 +11447,13 @@
           </w:p>
           <w:p>
             <w:r>
-              <w:t xml:space="preserve">  emergency_contact_name: '</w:t>
-            </w:r>
-            <w:r>
-              <w:rPr>
-                <w:cs/>
-              </w:rPr>
-              <w:t>ชื่อผู้ติดต่อ</w:t>
+              <w:t xml:space="preserve">  emergency_contact_phone: '</w:t>
+            </w:r>
+            <w:r>
+              <w:rPr>
+                <w:cs/>
+              </w:rPr>
+              <w:t>เบอร์โทรผู้ติดต่อ</w:t>
             </w:r>
             <w:r>
               <w:t>',</w:t>
@@ -11681,13 +11461,13 @@
           </w:p>
           <w:p>
             <w:r>
-              <w:t xml:space="preserve">  emergency_contact_phone: '</w:t>
-            </w:r>
-            <w:r>
-              <w:rPr>
-                <w:cs/>
-              </w:rPr>
-              <w:t>เบอร์โทรผู้ติดต่อ</w:t>
+              <w:t xml:space="preserve">  emergency_contact_relationship: '</w:t>
+            </w:r>
+            <w:r>
+              <w:rPr>
+                <w:cs/>
+              </w:rPr>
+              <w:t>ความสัมพันธ์</w:t>
             </w:r>
             <w:r>
               <w:t>',</w:t>
@@ -11695,21 +11475,6 @@
           </w:p>
           <w:p>
             <w:r>
-              <w:t xml:space="preserve">  emergency_contact_relationship: '</w:t>
-            </w:r>
-            <w:r>
-              <w:rPr>
-                <w:cs/>
-              </w:rPr>
-              <w:t>ความสัมพันธ์</w:t>
-            </w:r>
-            <w:r>
-              <w:t>',</w:t>
-            </w:r>
-          </w:p>
-          <w:p>
-            <w:r>
-              <w:lastRenderedPageBreak/>
               <w:t xml:space="preserve">  coach_name: '</w:t>
             </w:r>
             <w:r>
@@ -12104,38 +11869,38 @@
               <w:rPr>
                 <w:cs/>
               </w:rPr>
+              <w:t xml:space="preserve">      .</w:t>
+            </w:r>
+            <w:r>
+              <w:t>ilike('full_name_th', `%${coachName}%`)</w:t>
+            </w:r>
+          </w:p>
+          <w:p>
+            <w:r>
+              <w:rPr>
+                <w:cs/>
+              </w:rPr>
+              <w:t xml:space="preserve">      .</w:t>
+            </w:r>
+            <w:r>
+              <w:t>limit(</w:t>
+            </w:r>
+            <w:r>
+              <w:rPr>
+                <w:cs/>
+              </w:rPr>
+              <w:t>1)</w:t>
+            </w:r>
+            <w:r>
+              <w:t>;</w:t>
+            </w:r>
+          </w:p>
+          <w:p>
+            <w:r>
+              <w:rPr>
+                <w:cs/>
+              </w:rPr>
               <w:lastRenderedPageBreak/>
-              <w:t xml:space="preserve">      .</w:t>
-            </w:r>
-            <w:r>
-              <w:t>ilike('full_name_th', `%${coachName}%`)</w:t>
-            </w:r>
-          </w:p>
-          <w:p>
-            <w:r>
-              <w:rPr>
-                <w:cs/>
-              </w:rPr>
-              <w:t xml:space="preserve">      .</w:t>
-            </w:r>
-            <w:r>
-              <w:t>limit(</w:t>
-            </w:r>
-            <w:r>
-              <w:rPr>
-                <w:cs/>
-              </w:rPr>
-              <w:t>1)</w:t>
-            </w:r>
-            <w:r>
-              <w:t>;</w:t>
-            </w:r>
-          </w:p>
-          <w:p>
-            <w:r>
-              <w:rPr>
-                <w:cs/>
-              </w:rPr>
               <w:t xml:space="preserve">    </w:t>
             </w:r>
           </w:p>
